--- a/docs/api.docx
+++ b/docs/api.docx
@@ -2660,7 +2660,7 @@
                 <w:rFonts w:ascii="Times New Roman" w:hAnsi="Times New Roman" w:eastAsia="Batang"/>
                 <w:sz w:val="22"/>
               </w:rPr>
-              <w:t>Configuration is wrong, or a fetched value contradicts its column's declared type</w:t>
+              <w:t>Configuration is wrong (a missing key, a missing watermark or key column, a table that does not exist, an unsafe name), or a fetched value contradicts its column's declared type</w:t>
             </w:r>
           </w:p>
         </w:tc>
@@ -5010,6 +5010,36 @@
                 <w:rFonts w:ascii="Consolas" w:hAnsi="Consolas" w:eastAsia="Consolas"/>
                 <w:sz w:val="18"/>
               </w:rPr>
+              <w:t>TableNotFound</w:t>
+            </w:r>
+          </w:p>
+        </w:tc>
+        <w:tc>
+          <w:tcPr>
+            <w:tcW w:type="dxa" w:w="4702"/>
+          </w:tcPr>
+          <w:p>
+            <w:r>
+              <w:rPr>
+                <w:rFonts w:ascii="Times New Roman" w:hAnsi="Times New Roman" w:eastAsia="Batang"/>
+                <w:sz w:val="22"/>
+              </w:rPr>
+              <w:t>A configured table does not exist, or the account cannot see it</w:t>
+            </w:r>
+          </w:p>
+        </w:tc>
+      </w:tr>
+      <w:tr>
+        <w:tc>
+          <w:tcPr>
+            <w:tcW w:type="dxa" w:w="4702"/>
+          </w:tcPr>
+          <w:p>
+            <w:r>
+              <w:rPr>
+                <w:rFonts w:ascii="Consolas" w:hAnsi="Consolas" w:eastAsia="Consolas"/>
+                <w:sz w:val="18"/>
+              </w:rPr>
               <w:t>IncrementalConfigMissing</w:t>
             </w:r>
           </w:p>
@@ -5563,35 +5593,91 @@
           <w:rFonts w:ascii="Times New Roman" w:hAnsi="Times New Roman" w:eastAsia="Batang"/>
           <w:sz w:val="22"/>
         </w:rPr>
-        <w:t xml:space="preserve">A qualified table name maps to a subdirectory: </w:t>
+        <w:t xml:space="preserve">A table may be named by one, two or three parts, as SQL Server names them: </w:t>
       </w:r>
       <w:r>
         <w:rPr>
           <w:rFonts w:ascii="Consolas" w:hAnsi="Consolas" w:eastAsia="Consolas"/>
           <w:sz w:val="18"/>
         </w:rPr>
-        <w:t>dbo.customers</w:t>
+        <w:t>customers</w:t>
       </w:r>
       <w:r>
         <w:rPr>
           <w:rFonts w:ascii="Times New Roman" w:hAnsi="Times New Roman" w:eastAsia="Batang"/>
           <w:sz w:val="22"/>
         </w:rPr>
-        <w:t xml:space="preserve"> is written beneath </w:t>
+        <w:t xml:space="preserve">, </w:t>
       </w:r>
       <w:r>
         <w:rPr>
           <w:rFonts w:ascii="Consolas" w:hAnsi="Consolas" w:eastAsia="Consolas"/>
           <w:sz w:val="18"/>
         </w:rPr>
-        <w:t>&lt;output_uri&gt;/dbo/customers</w:t>
+        <w:t>dbo.customers</w:t>
       </w:r>
       <w:r>
         <w:rPr>
           <w:rFonts w:ascii="Times New Roman" w:hAnsi="Times New Roman" w:eastAsia="Batang"/>
           <w:sz w:val="22"/>
         </w:rPr>
-        <w:t>. A name with no schema stays as one path component.</w:t>
+        <w:t xml:space="preserve"> or </w:t>
+      </w:r>
+      <w:r>
+        <w:rPr>
+          <w:rFonts w:ascii="Consolas" w:hAnsi="Consolas" w:eastAsia="Consolas"/>
+          <w:sz w:val="18"/>
+        </w:rPr>
+        <w:t>appdb.dbo.customers</w:t>
+      </w:r>
+      <w:r>
+        <w:rPr>
+          <w:rFonts w:ascii="Times New Roman" w:hAnsi="Times New Roman" w:eastAsia="Batang"/>
+          <w:sz w:val="22"/>
+        </w:rPr>
+        <w:t xml:space="preserve">. Each part becomes a path component, so </w:t>
+      </w:r>
+      <w:r>
+        <w:rPr>
+          <w:rFonts w:ascii="Consolas" w:hAnsi="Consolas" w:eastAsia="Consolas"/>
+          <w:sz w:val="18"/>
+        </w:rPr>
+        <w:t>appdb.dbo.customers</w:t>
+      </w:r>
+      <w:r>
+        <w:rPr>
+          <w:rFonts w:ascii="Times New Roman" w:hAnsi="Times New Roman" w:eastAsia="Batang"/>
+          <w:sz w:val="22"/>
+        </w:rPr>
+        <w:t xml:space="preserve"> is written beneath </w:t>
+      </w:r>
+      <w:r>
+        <w:rPr>
+          <w:rFonts w:ascii="Consolas" w:hAnsi="Consolas" w:eastAsia="Consolas"/>
+          <w:sz w:val="18"/>
+        </w:rPr>
+        <w:t>&lt;output_uri&gt;/appdb/dbo/customers</w:t>
+      </w:r>
+      <w:r>
+        <w:rPr>
+          <w:rFonts w:ascii="Times New Roman" w:hAnsi="Times New Roman" w:eastAsia="Batang"/>
+          <w:sz w:val="22"/>
+        </w:rPr>
+        <w:t>. A three-part name is resolved through its own database's catalog (</w:t>
+      </w:r>
+      <w:r>
+        <w:rPr>
+          <w:rFonts w:ascii="Consolas" w:hAnsi="Consolas" w:eastAsia="Consolas"/>
+          <w:sz w:val="18"/>
+        </w:rPr>
+        <w:t>appdb.INFORMATION_SCHEMA.COLUMNS</w:t>
+      </w:r>
+      <w:r>
+        <w:rPr>
+          <w:rFonts w:ascii="Times New Roman" w:hAnsi="Times New Roman" w:eastAsia="Batang"/>
+          <w:sz w:val="22"/>
+        </w:rPr>
+        <w:t>), since each database has its own.</w:t>
       </w:r>
     </w:p>
     <w:p>
@@ -5604,7 +5690,35 @@
           <w:rFonts w:ascii="Times New Roman" w:hAnsi="Times New Roman" w:eastAsia="Batang"/>
           <w:sz w:val="22"/>
         </w:rPr>
-        <w:t xml:space="preserve">Names are validated before use. A quote, a semicolon, a backslash or a null byte in a table or column name is rejected, as is a path component that is empty, </w:t>
+        <w:t xml:space="preserve">Names are validated before use. Rejected: a quote, semicolon, backslash or null byte; a square bracket or whitespace, because this library does not bracket-quote what it interpolates, so </w:t>
+      </w:r>
+      <w:r>
+        <w:rPr>
+          <w:rFonts w:ascii="Consolas" w:hAnsi="Consolas" w:eastAsia="Consolas"/>
+          <w:sz w:val="18"/>
+        </w:rPr>
+        <w:t>dbo.my table</w:t>
+      </w:r>
+      <w:r>
+        <w:rPr>
+          <w:rFonts w:ascii="Times New Roman" w:hAnsi="Times New Roman" w:eastAsia="Batang"/>
+          <w:sz w:val="22"/>
+        </w:rPr>
+        <w:t xml:space="preserve"> and </w:t>
+      </w:r>
+      <w:r>
+        <w:rPr>
+          <w:rFonts w:ascii="Consolas" w:hAnsi="Consolas" w:eastAsia="Consolas"/>
+          <w:sz w:val="18"/>
+        </w:rPr>
+        <w:t>[dbo].[customers]</w:t>
+      </w:r>
+      <w:r>
+        <w:rPr>
+          <w:rFonts w:ascii="Times New Roman" w:hAnsi="Times New Roman" w:eastAsia="Batang"/>
+          <w:sz w:val="22"/>
+        </w:rPr>
+        <w:t xml:space="preserve"> would produce SQL that fails somewhere less obvious; more than three parts; and a component that is empty, </w:t>
       </w:r>
       <w:r>
         <w:rPr>

--- a/docs/api.docx
+++ b/docs/api.docx
@@ -323,6 +323,53 @@
           <w:sz w:val="18"/>
         </w:rPr>
         <w:t>preflight</w:t>
+      </w:r>
+    </w:p>
+    <w:p>
+      <w:pPr>
+        <w:pStyle w:val="ListBullet"/>
+        <w:spacing w:line="384" w:lineRule="auto" w:after="120"/>
+      </w:pPr>
+      <w:r>
+        <w:rPr>
+          <w:rFonts w:ascii="Times New Roman" w:hAnsi="Times New Roman" w:eastAsia="Batang"/>
+          <w:sz w:val="22"/>
+        </w:rPr>
+        <w:t xml:space="preserve">9. </w:t>
+      </w:r>
+      <w:r>
+        <w:rPr>
+          <w:rFonts w:ascii="Consolas" w:hAnsi="Consolas" w:eastAsia="Consolas"/>
+          <w:sz w:val="18"/>
+        </w:rPr>
+        <w:t>source_watermark</w:t>
+      </w:r>
+      <w:r>
+        <w:rPr>
+          <w:rFonts w:ascii="Times New Roman" w:hAnsi="Times New Roman" w:eastAsia="Batang"/>
+          <w:sz w:val="22"/>
+        </w:rPr>
+        <w:t xml:space="preserve"> and </w:t>
+      </w:r>
+      <w:r>
+        <w:rPr>
+          <w:rFonts w:ascii="Consolas" w:hAnsi="Consolas" w:eastAsia="Consolas"/>
+          <w:sz w:val="18"/>
+        </w:rPr>
+        <w:t>set_checkpoint</w:t>
+      </w:r>
+    </w:p>
+    <w:p>
+      <w:pPr>
+        <w:pStyle w:val="ListBullet"/>
+        <w:spacing w:line="384" w:lineRule="auto" w:after="120"/>
+      </w:pPr>
+      <w:r>
+        <w:rPr>
+          <w:rFonts w:ascii="Times New Roman" w:hAnsi="Times New Roman" w:eastAsia="Batang"/>
+          <w:sz w:val="22"/>
+        </w:rPr>
+        <w:t>10. Distributing across workers</w:t>
       </w:r>
     </w:p>
     <w:p>
@@ -2646,6 +2693,64 @@
                 <w:rFonts w:ascii="Consolas" w:hAnsi="Consolas" w:eastAsia="Consolas"/>
                 <w:sz w:val="18"/>
               </w:rPr>
+              <w:t>ConcurrentWriteError</w:t>
+            </w:r>
+          </w:p>
+        </w:tc>
+        <w:tc>
+          <w:tcPr>
+            <w:tcW w:type="dxa" w:w="4702"/>
+          </w:tcPr>
+          <w:p>
+            <w:r>
+              <w:rPr>
+                <w:rFonts w:ascii="Times New Roman" w:hAnsi="Times New Roman" w:eastAsia="Batang"/>
+                <w:sz w:val="22"/>
+              </w:rPr>
+              <w:t xml:space="preserve">Another writer committed to the same Delta table first. Subclasses </w:t>
+            </w:r>
+            <w:r>
+              <w:rPr>
+                <w:rFonts w:ascii="Consolas" w:hAnsi="Consolas" w:eastAsia="Consolas"/>
+                <w:sz w:val="18"/>
+              </w:rPr>
+              <w:t>RuntimeError</w:t>
+            </w:r>
+            <w:r>
+              <w:rPr>
+                <w:rFonts w:ascii="Times New Roman" w:hAnsi="Times New Roman" w:eastAsia="Batang"/>
+                <w:sz w:val="22"/>
+              </w:rPr>
+              <w:t xml:space="preserve">; carries a </w:t>
+            </w:r>
+            <w:r>
+              <w:rPr>
+                <w:rFonts w:ascii="Consolas" w:hAnsi="Consolas" w:eastAsia="Consolas"/>
+                <w:sz w:val="18"/>
+              </w:rPr>
+              <w:t>table</w:t>
+            </w:r>
+            <w:r>
+              <w:rPr>
+                <w:rFonts w:ascii="Times New Roman" w:hAnsi="Times New Roman" w:eastAsia="Batang"/>
+                <w:sz w:val="22"/>
+              </w:rPr>
+              <w:t xml:space="preserve"> attribute. Safe to retry: nothing was corrupted and no checkpoint advanced</w:t>
+            </w:r>
+          </w:p>
+        </w:tc>
+      </w:tr>
+      <w:tr>
+        <w:tc>
+          <w:tcPr>
+            <w:tcW w:type="dxa" w:w="4702"/>
+          </w:tcPr>
+          <w:p>
+            <w:r>
+              <w:rPr>
+                <w:rFonts w:ascii="Consolas" w:hAnsi="Consolas" w:eastAsia="Consolas"/>
+                <w:sz w:val="18"/>
+              </w:rPr>
               <w:t>ValueError</w:t>
             </w:r>
           </w:p>
@@ -3067,6 +3172,320 @@
           <w:sz w:val="22"/>
         </w:rPr>
         <w:t>, Chapter II, Section 4.</w:t>
+      </w:r>
+    </w:p>
+    <w:p>
+      <w:pPr>
+        <w:pStyle w:val="Heading2"/>
+      </w:pPr>
+      <w:r>
+        <w:rPr>
+          <w:rFonts w:ascii="Times New Roman" w:hAnsi="Times New Roman" w:eastAsia="Batang"/>
+          <w:b/>
+          <w:color w:val="000000"/>
+          <w:sz w:val="24"/>
+        </w:rPr>
+        <w:t xml:space="preserve">9. </w:t>
+      </w:r>
+      <w:r>
+        <w:rPr>
+          <w:rFonts w:ascii="Consolas" w:hAnsi="Consolas" w:eastAsia="Consolas"/>
+          <w:b/>
+          <w:color w:val="000000"/>
+          <w:sz w:val="24"/>
+        </w:rPr>
+        <w:t>source_watermark</w:t>
+      </w:r>
+      <w:r>
+        <w:rPr>
+          <w:rFonts w:ascii="Times New Roman" w:hAnsi="Times New Roman" w:eastAsia="Batang"/>
+          <w:b/>
+          <w:color w:val="000000"/>
+          <w:sz w:val="24"/>
+        </w:rPr>
+        <w:t xml:space="preserve"> and </w:t>
+      </w:r>
+      <w:r>
+        <w:rPr>
+          <w:rFonts w:ascii="Consolas" w:hAnsi="Consolas" w:eastAsia="Consolas"/>
+          <w:b/>
+          <w:color w:val="000000"/>
+          <w:sz w:val="24"/>
+        </w:rPr>
+        <w:t>set_checkpoint</w:t>
+      </w:r>
+    </w:p>
+    <w:p>
+      <w:pPr>
+        <w:spacing w:line="384" w:lineRule="auto" w:after="120"/>
+        <w:jc w:val="both"/>
+      </w:pPr>
+      <w:r>
+        <w:rPr>
+          <w:rFonts w:ascii="Times New Roman" w:hAnsi="Times New Roman" w:eastAsia="Batang"/>
+          <w:sz w:val="22"/>
+        </w:rPr>
+        <w:t>The two halves of a bulk backfill, for a table too large to seed a row at a time. Neither syncs anything.</w:t>
+      </w:r>
+    </w:p>
+    <w:p>
+      <w:pPr>
+        <w:spacing w:line="240" w:lineRule="auto" w:before="120" w:after="120"/>
+        <w:ind w:left="454"/>
+      </w:pPr>
+      <w:r>
+        <w:rPr>
+          <w:rFonts w:ascii="Consolas" w:hAnsi="Consolas" w:eastAsia="Consolas"/>
+          <w:sz w:val="18"/>
+        </w:rPr>
+        <w:t>watermark = tiberiusdelta.source_watermark(connection_string, TABLE)   # before exporting</w:t>
+        <w:br/>
+        <w:t># ... export and load the table by whatever bulk means is fastest ...</w:t>
+        <w:br/>
+        <w:t>tiberiusdelta.set_checkpoint(OUTPUT, TABLE, watermark)                 # hand over</w:t>
+      </w:r>
+    </w:p>
+    <w:p>
+      <w:pPr>
+        <w:spacing w:line="384" w:lineRule="auto" w:after="120"/>
+        <w:jc w:val="both"/>
+      </w:pPr>
+      <w:r>
+        <w:rPr>
+          <w:rFonts w:ascii="Consolas" w:hAnsi="Consolas" w:eastAsia="Consolas"/>
+          <w:sz w:val="18"/>
+        </w:rPr>
+        <w:t>source_watermark</w:t>
+      </w:r>
+      <w:r>
+        <w:rPr>
+          <w:rFonts w:ascii="Times New Roman" w:hAnsi="Times New Roman" w:eastAsia="Batang"/>
+          <w:sz w:val="22"/>
+        </w:rPr>
+        <w:t xml:space="preserve"> returns the table's current greatest watermark value, rendered exactly as a checkpoint records it, or </w:t>
+      </w:r>
+      <w:r>
+        <w:rPr>
+          <w:rFonts w:ascii="Consolas" w:hAnsi="Consolas" w:eastAsia="Consolas"/>
+          <w:sz w:val="18"/>
+        </w:rPr>
+        <w:t>None</w:t>
+      </w:r>
+      <w:r>
+        <w:rPr>
+          <w:rFonts w:ascii="Times New Roman" w:hAnsi="Times New Roman" w:eastAsia="Batang"/>
+          <w:sz w:val="22"/>
+        </w:rPr>
+        <w:t xml:space="preserve"> for an empty table. </w:t>
+      </w:r>
+      <w:r>
+        <w:rPr>
+          <w:rFonts w:ascii="Consolas" w:hAnsi="Consolas" w:eastAsia="Consolas"/>
+          <w:sz w:val="18"/>
+        </w:rPr>
+        <w:t>set_checkpoint</w:t>
+      </w:r>
+      <w:r>
+        <w:rPr>
+          <w:rFonts w:ascii="Times New Roman" w:hAnsi="Times New Roman" w:eastAsia="Batang"/>
+          <w:sz w:val="22"/>
+        </w:rPr>
+        <w:t xml:space="preserve"> records it, so the next sync fetches only what changed since rather than re-pulling everything.</w:t>
+      </w:r>
+    </w:p>
+    <w:p>
+      <w:pPr>
+        <w:spacing w:line="384" w:lineRule="auto" w:after="120"/>
+        <w:jc w:val="both"/>
+      </w:pPr>
+      <w:r>
+        <w:rPr>
+          <w:rFonts w:ascii="Times New Roman" w:hAnsi="Times New Roman" w:eastAsia="Batang"/>
+          <w:b/>
+          <w:sz w:val="22"/>
+        </w:rPr>
+        <w:t>Capture the watermark before the export, never after.</w:t>
+      </w:r>
+      <w:r>
+        <w:rPr>
+          <w:rFonts w:ascii="Times New Roman" w:hAnsi="Times New Roman" w:eastAsia="Batang"/>
+          <w:sz w:val="22"/>
+        </w:rPr>
+        <w:t xml:space="preserve"> Read afterwards, it sits ahead of rows written while the export was running, and the strictly-greater-than filter skips those rows permanently. Read first, they are merely re-fetched by the first incremental run, which the idempotent merge makes harmless. The mistake is safe in one direction and silent in the other, so when unsure choose the earlier value.</w:t>
+      </w:r>
+    </w:p>
+    <w:p>
+      <w:pPr>
+        <w:spacing w:line="384" w:lineRule="auto" w:after="120"/>
+        <w:jc w:val="both"/>
+      </w:pPr>
+      <w:r>
+        <w:rPr>
+          <w:rFonts w:ascii="Consolas" w:hAnsi="Consolas" w:eastAsia="Consolas"/>
+          <w:sz w:val="18"/>
+        </w:rPr>
+        <w:t>set_checkpoint</w:t>
+      </w:r>
+      <w:r>
+        <w:rPr>
+          <w:rFonts w:ascii="Times New Roman" w:hAnsi="Times New Roman" w:eastAsia="Batang"/>
+          <w:sz w:val="22"/>
+        </w:rPr>
+        <w:t xml:space="preserve"> records progress for data it has not verified. A value ahead of what was actually loaded silently skips the rows in between. Verify the row count against the source before relying on the table.</w:t>
+      </w:r>
+    </w:p>
+    <w:p>
+      <w:pPr>
+        <w:pStyle w:val="Heading2"/>
+      </w:pPr>
+      <w:r>
+        <w:rPr>
+          <w:rFonts w:ascii="Times New Roman" w:hAnsi="Times New Roman" w:eastAsia="Batang"/>
+          <w:b/>
+          <w:color w:val="000000"/>
+          <w:sz w:val="24"/>
+        </w:rPr>
+        <w:t>10. Distributing across workers</w:t>
+      </w:r>
+    </w:p>
+    <w:p>
+      <w:pPr>
+        <w:spacing w:line="240" w:lineRule="auto" w:before="120" w:after="120"/>
+        <w:ind w:left="454"/>
+      </w:pPr>
+      <w:r>
+        <w:rPr>
+          <w:rFonts w:ascii="Consolas" w:hAnsi="Consolas" w:eastAsia="Consolas"/>
+          <w:sz w:val="18"/>
+        </w:rPr>
+        <w:t>from tiberiusdelta.distributed import sync_tables_distributed</w:t>
+        <w:br/>
+        <w:br/>
+        <w:t>report = sync_tables_distributed(connection_string, OUTPUT, TABLES)</w:t>
+      </w:r>
+    </w:p>
+    <w:p>
+      <w:pPr>
+        <w:spacing w:line="384" w:lineRule="auto" w:after="120"/>
+        <w:jc w:val="both"/>
+      </w:pPr>
+      <w:r>
+        <w:rPr>
+          <w:rFonts w:ascii="Times New Roman" w:hAnsi="Times New Roman" w:eastAsia="Batang"/>
+          <w:sz w:val="22"/>
+        </w:rPr>
+        <w:t xml:space="preserve">Each table is synced exactly as </w:t>
+      </w:r>
+      <w:r>
+        <w:rPr>
+          <w:rFonts w:ascii="Consolas" w:hAnsi="Consolas" w:eastAsia="Consolas"/>
+          <w:sz w:val="18"/>
+        </w:rPr>
+        <w:t>sync_tables</w:t>
+      </w:r>
+      <w:r>
+        <w:rPr>
+          <w:rFonts w:ascii="Times New Roman" w:hAnsi="Times New Roman" w:eastAsia="Batang"/>
+          <w:sz w:val="22"/>
+        </w:rPr>
+        <w:t xml:space="preserve"> would sync it; only the machine differs. Returns a dict with </w:t>
+      </w:r>
+      <w:r>
+        <w:rPr>
+          <w:rFonts w:ascii="Consolas" w:hAnsi="Consolas" w:eastAsia="Consolas"/>
+          <w:sz w:val="18"/>
+        </w:rPr>
+        <w:t>tables</w:t>
+      </w:r>
+      <w:r>
+        <w:rPr>
+          <w:rFonts w:ascii="Times New Roman" w:hAnsi="Times New Roman" w:eastAsia="Batang"/>
+          <w:sz w:val="22"/>
+        </w:rPr>
+        <w:t xml:space="preserve">, </w:t>
+      </w:r>
+      <w:r>
+        <w:rPr>
+          <w:rFonts w:ascii="Consolas" w:hAnsi="Consolas" w:eastAsia="Consolas"/>
+          <w:sz w:val="18"/>
+        </w:rPr>
+        <w:t>failures</w:t>
+      </w:r>
+      <w:r>
+        <w:rPr>
+          <w:rFonts w:ascii="Times New Roman" w:hAnsi="Times New Roman" w:eastAsia="Batang"/>
+          <w:sz w:val="22"/>
+        </w:rPr>
+        <w:t xml:space="preserve"> and </w:t>
+      </w:r>
+      <w:r>
+        <w:rPr>
+          <w:rFonts w:ascii="Consolas" w:hAnsi="Consolas" w:eastAsia="Consolas"/>
+          <w:sz w:val="18"/>
+        </w:rPr>
+        <w:t>total_rows_fetched</w:t>
+      </w:r>
+      <w:r>
+        <w:rPr>
+          <w:rFonts w:ascii="Times New Roman" w:hAnsi="Times New Roman" w:eastAsia="Batang"/>
+          <w:sz w:val="22"/>
+        </w:rPr>
+        <w:t xml:space="preserve">. </w:t>
+      </w:r>
+      <w:r>
+        <w:rPr>
+          <w:rFonts w:ascii="Consolas" w:hAnsi="Consolas" w:eastAsia="Consolas"/>
+          <w:sz w:val="18"/>
+        </w:rPr>
+        <w:t>pyspark</w:t>
+      </w:r>
+      <w:r>
+        <w:rPr>
+          <w:rFonts w:ascii="Times New Roman" w:hAnsi="Times New Roman" w:eastAsia="Batang"/>
+          <w:sz w:val="22"/>
+        </w:rPr>
+        <w:t xml:space="preserve"> is imported lazily, so the package does not require it.</w:t>
+      </w:r>
+    </w:p>
+    <w:p>
+      <w:pPr>
+        <w:spacing w:line="384" w:lineRule="auto" w:after="120"/>
+        <w:jc w:val="both"/>
+      </w:pPr>
+      <w:r>
+        <w:rPr>
+          <w:rFonts w:ascii="Times New Roman" w:hAnsi="Times New Roman" w:eastAsia="Batang"/>
+          <w:sz w:val="22"/>
+        </w:rPr>
+        <w:t xml:space="preserve">A failed partition is reported rather than failing the job, since every table keeps its own progress independently. </w:t>
+      </w:r>
+      <w:r>
+        <w:rPr>
+          <w:rFonts w:ascii="Consolas" w:hAnsi="Consolas" w:eastAsia="Consolas"/>
+          <w:sz w:val="18"/>
+        </w:rPr>
+        <w:t>progress</w:t>
+      </w:r>
+      <w:r>
+        <w:rPr>
+          <w:rFonts w:ascii="Times New Roman" w:hAnsi="Times New Roman" w:eastAsia="Batang"/>
+          <w:sz w:val="22"/>
+        </w:rPr>
+        <w:t xml:space="preserve"> is not supported, because a callback cannot run on the driver while the work runs on executors. See </w:t>
+      </w:r>
+      <w:r>
+        <w:rPr>
+          <w:rFonts w:ascii="Consolas" w:hAnsi="Consolas" w:eastAsia="Consolas"/>
+          <w:sz w:val="18"/>
+        </w:rPr>
+        <w:t>operations.md</w:t>
+      </w:r>
+      <w:r>
+        <w:rPr>
+          <w:rFonts w:ascii="Times New Roman" w:hAnsi="Times New Roman" w:eastAsia="Batang"/>
+          <w:sz w:val="22"/>
+        </w:rPr>
+        <w:t>, Chapter IV, Section 5 for when this is worth reaching for, which is later than most people expect.</w:t>
       </w:r>
     </w:p>
     <w:p>
@@ -5010,6 +5429,66 @@
                 <w:rFonts w:ascii="Consolas" w:hAnsi="Consolas" w:eastAsia="Consolas"/>
                 <w:sz w:val="18"/>
               </w:rPr>
+              <w:t>ConcurrentWrite</w:t>
+            </w:r>
+          </w:p>
+        </w:tc>
+        <w:tc>
+          <w:tcPr>
+            <w:tcW w:type="dxa" w:w="4702"/>
+          </w:tcPr>
+          <w:p>
+            <w:r>
+              <w:rPr>
+                <w:rFonts w:ascii="Times New Roman" w:hAnsi="Times New Roman" w:eastAsia="Batang"/>
+                <w:sz w:val="22"/>
+              </w:rPr>
+              <w:t>Another writer committed to the same Delta table first</w:t>
+            </w:r>
+          </w:p>
+        </w:tc>
+      </w:tr>
+      <w:tr>
+        <w:tc>
+          <w:tcPr>
+            <w:tcW w:type="dxa" w:w="4702"/>
+          </w:tcPr>
+          <w:p>
+            <w:r>
+              <w:rPr>
+                <w:rFonts w:ascii="Consolas" w:hAnsi="Consolas" w:eastAsia="Consolas"/>
+                <w:sz w:val="18"/>
+              </w:rPr>
+              <w:t>ColumnNotFound</w:t>
+            </w:r>
+          </w:p>
+        </w:tc>
+        <w:tc>
+          <w:tcPr>
+            <w:tcW w:type="dxa" w:w="4702"/>
+          </w:tcPr>
+          <w:p>
+            <w:r>
+              <w:rPr>
+                <w:rFonts w:ascii="Times New Roman" w:hAnsi="Times New Roman" w:eastAsia="Batang"/>
+                <w:sz w:val="22"/>
+              </w:rPr>
+              <w:t>A configured watermark or primary key column does not exist</w:t>
+            </w:r>
+          </w:p>
+        </w:tc>
+      </w:tr>
+      <w:tr>
+        <w:tc>
+          <w:tcPr>
+            <w:tcW w:type="dxa" w:w="4702"/>
+          </w:tcPr>
+          <w:p>
+            <w:r>
+              <w:rPr>
+                <w:rFonts w:ascii="Consolas" w:hAnsi="Consolas" w:eastAsia="Consolas"/>
+                <w:sz w:val="18"/>
+              </w:rPr>
               <w:t>TableNotFound</w:t>
             </w:r>
           </w:p>
